--- a/Informe desafio 1.docx
+++ b/Informe desafio 1.docx
@@ -40,41 +40,302 @@
           <w:rFonts w:ascii="Arial" w:hAnsi="Arial" w:cs="Arial"/>
           <w:sz w:val="24"/>
           <w:szCs w:val="24"/>
+        </w:rPr>
+      </w:pPr>
+      <w:r>
+        <w:rPr>
+          <w:rFonts w:ascii="Arial" w:hAnsi="Arial" w:cs="Arial"/>
+          <w:sz w:val="24"/>
+          <w:szCs w:val="24"/>
           <w:lang w:val="es-MX"/>
         </w:rPr>
+        <w:t>Leyendo y analizando el desafío, aun no encuentro la forma clara de resolverlo, según lo que entiendo hasta el momento nos va entregar un mensaje comprim</w:t>
+      </w:r>
+      <w:r>
+        <w:rPr>
+          <w:rFonts w:ascii="Arial" w:hAnsi="Arial" w:cs="Arial"/>
+          <w:sz w:val="24"/>
+          <w:szCs w:val="24"/>
+          <w:lang w:val="es-MX"/>
+        </w:rPr>
+        <w:t>ido</w:t>
+      </w:r>
+      <w:r>
+        <w:rPr>
+          <w:rFonts w:ascii="Arial" w:hAnsi="Arial" w:cs="Arial"/>
+          <w:sz w:val="24"/>
+          <w:szCs w:val="24"/>
+          <w:lang w:val="es-MX"/>
+        </w:rPr>
+        <w:t xml:space="preserve"> y luego encriptado con diferentes métodos de encriptación, lo que se por el momento que es me toca crear funciones con ciclos que verifiques con cual fue comprimido </w:t>
+      </w:r>
+      <w:r>
+        <w:rPr>
+          <w:rFonts w:ascii="Arial" w:hAnsi="Arial" w:cs="Arial"/>
+          <w:sz w:val="24"/>
+          <w:szCs w:val="24"/>
+        </w:rPr>
+        <w:t>“</w:t>
+      </w:r>
+      <w:r>
+        <w:rPr>
+          <w:rFonts w:ascii="Arial" w:hAnsi="Arial" w:cs="Arial"/>
+          <w:sz w:val="24"/>
+          <w:szCs w:val="24"/>
+        </w:rPr>
+        <w:t xml:space="preserve"> RLE o LZ78</w:t>
+      </w:r>
+      <w:r>
+        <w:rPr>
+          <w:rFonts w:ascii="Arial" w:hAnsi="Arial" w:cs="Arial"/>
+          <w:sz w:val="24"/>
+          <w:szCs w:val="24"/>
+        </w:rPr>
+        <w:t xml:space="preserve">”, luego de saber </w:t>
+      </w:r>
+      <w:r>
+        <w:rPr>
+          <w:rFonts w:ascii="Arial" w:hAnsi="Arial" w:cs="Arial"/>
+          <w:sz w:val="24"/>
+          <w:szCs w:val="24"/>
+        </w:rPr>
+        <w:t>cómo</w:t>
+      </w:r>
+      <w:r>
+        <w:rPr>
+          <w:rFonts w:ascii="Arial" w:hAnsi="Arial" w:cs="Arial"/>
+          <w:sz w:val="24"/>
+          <w:szCs w:val="24"/>
+        </w:rPr>
+        <w:t xml:space="preserve"> fue comprimido hay desencriptar, se debe analizar que método se </w:t>
+      </w:r>
+      <w:r>
+        <w:rPr>
+          <w:rFonts w:ascii="Arial" w:hAnsi="Arial" w:cs="Arial"/>
+          <w:sz w:val="24"/>
+          <w:szCs w:val="24"/>
+        </w:rPr>
+        <w:t>utilizó</w:t>
+      </w:r>
+      <w:r>
+        <w:rPr>
+          <w:rFonts w:ascii="Arial" w:hAnsi="Arial" w:cs="Arial"/>
+          <w:sz w:val="24"/>
+          <w:szCs w:val="24"/>
+        </w:rPr>
+        <w:t xml:space="preserve"> si el XOR o la rotación de bits, aun no logro como identificar la lógica para saber qué tipo de encriptación de hizo, que si tengo claro debe haber una semilla</w:t>
+      </w:r>
+      <w:r>
+        <w:rPr>
+          <w:rFonts w:ascii="Arial" w:hAnsi="Arial" w:cs="Arial"/>
+          <w:sz w:val="24"/>
+          <w:szCs w:val="24"/>
+        </w:rPr>
+        <w:t xml:space="preserve"> (aunque se tiene los datashets)</w:t>
+      </w:r>
+      <w:r>
+        <w:rPr>
+          <w:rFonts w:ascii="Arial" w:hAnsi="Arial" w:cs="Arial"/>
+          <w:sz w:val="24"/>
+          <w:szCs w:val="24"/>
+        </w:rPr>
+        <w:t xml:space="preserve"> o algo que nos </w:t>
+      </w:r>
+      <w:r>
+        <w:rPr>
+          <w:rFonts w:ascii="Arial" w:hAnsi="Arial" w:cs="Arial"/>
+          <w:sz w:val="24"/>
+          <w:szCs w:val="24"/>
+        </w:rPr>
+        <w:t>dé</w:t>
+      </w:r>
+      <w:r>
+        <w:rPr>
+          <w:rFonts w:ascii="Arial" w:hAnsi="Arial" w:cs="Arial"/>
+          <w:sz w:val="24"/>
+          <w:szCs w:val="24"/>
+        </w:rPr>
+        <w:t xml:space="preserve"> un indicio de que método se empleó</w:t>
+      </w:r>
+      <w:r>
+        <w:rPr>
+          <w:rFonts w:ascii="Arial" w:hAnsi="Arial" w:cs="Arial"/>
+          <w:sz w:val="24"/>
+          <w:szCs w:val="24"/>
+        </w:rPr>
+        <w:t>, ya que el XOR si lo bit son iguales se pone un 0, si es diferente un 1, y en la rotación se debe tener en cuenta a que lado y cuantos bits se rotaron.</w:t>
+      </w:r>
+    </w:p>
+    <w:p>
+      <w:pPr>
+        <w:jc w:val="both"/>
+        <w:rPr>
+          <w:rFonts w:ascii="Arial" w:hAnsi="Arial" w:cs="Arial"/>
+          <w:sz w:val="24"/>
+          <w:szCs w:val="24"/>
+        </w:rPr>
       </w:pPr>
-      <w:r>
+    </w:p>
+    <w:p>
+      <w:pPr>
+        <w:jc w:val="both"/>
+        <w:rPr>
+          <w:rFonts w:ascii="Arial" w:hAnsi="Arial" w:cs="Arial"/>
+          <w:sz w:val="24"/>
+          <w:szCs w:val="24"/>
+        </w:rPr>
+      </w:pPr>
+      <w:r>
+        <w:rPr>
+          <w:rFonts w:ascii="Arial" w:hAnsi="Arial" w:cs="Arial"/>
+          <w:sz w:val="24"/>
+          <w:szCs w:val="24"/>
+        </w:rPr>
+        <w:t xml:space="preserve">Lo que si tengo claro es que se debe analizar 2 casos </w:t>
+      </w:r>
+      <w:r>
+        <w:rPr>
+          <w:rFonts w:ascii="Arial" w:hAnsi="Arial" w:cs="Arial"/>
+          <w:sz w:val="24"/>
+          <w:szCs w:val="24"/>
+        </w:rPr>
+        <w:t>“</w:t>
+      </w:r>
+      <w:r>
+        <w:rPr>
+          <w:rFonts w:ascii="Arial" w:hAnsi="Arial" w:cs="Arial"/>
+          <w:sz w:val="24"/>
+          <w:szCs w:val="24"/>
+        </w:rPr>
+        <w:t xml:space="preserve"> RLE o LZ78</w:t>
+      </w:r>
+      <w:r>
+        <w:rPr>
+          <w:rFonts w:ascii="Arial" w:hAnsi="Arial" w:cs="Arial"/>
+          <w:sz w:val="24"/>
+          <w:szCs w:val="24"/>
+        </w:rPr>
+        <w:t xml:space="preserve">”, según el readme se debe decir el tipo de compresión y las claves como se muestra en el ejemplo.: </w:t>
+      </w:r>
+    </w:p>
+    <w:p>
+      <w:pPr>
+        <w:jc w:val="both"/>
+        <w:rPr>
+          <w:rFonts w:ascii="Arial" w:hAnsi="Arial" w:cs="Arial"/>
+          <w:sz w:val="24"/>
+          <w:szCs w:val="24"/>
+        </w:rPr>
+      </w:pPr>
+      <w:r>
+        <w:rPr>
+          <w:rFonts w:ascii="Arial" w:hAnsi="Arial" w:cs="Arial"/>
+          <w:sz w:val="24"/>
+          <w:szCs w:val="24"/>
+        </w:rPr>
+        <w:t xml:space="preserve">** </w:t>
+      </w:r>
+    </w:p>
+    <w:p>
+      <w:pPr>
+        <w:jc w:val="both"/>
+        <w:rPr>
+          <w:rFonts w:ascii="Arial" w:hAnsi="Arial" w:cs="Arial"/>
+          <w:sz w:val="24"/>
+          <w:szCs w:val="24"/>
+        </w:rPr>
+      </w:pPr>
+      <w:r>
+        <w:rPr>
+          <w:rFonts w:ascii="Arial" w:hAnsi="Arial" w:cs="Arial"/>
+          <w:sz w:val="24"/>
+          <w:szCs w:val="24"/>
+        </w:rPr>
+        <w:t>Encriptado1.txt **</w:t>
+      </w:r>
+    </w:p>
+    <w:p>
+      <w:pPr>
+        <w:jc w:val="both"/>
+        <w:rPr>
+          <w:rFonts w:ascii="Arial" w:hAnsi="Arial" w:cs="Arial"/>
+          <w:sz w:val="24"/>
+          <w:szCs w:val="24"/>
+        </w:rPr>
+      </w:pPr>
+      <w:r>
+        <w:rPr>
+          <w:rFonts w:ascii="Arial" w:hAnsi="Arial" w:cs="Arial"/>
+          <w:sz w:val="24"/>
+          <w:szCs w:val="24"/>
+        </w:rPr>
+        <w:t>Compresión: RLE</w:t>
+      </w:r>
+    </w:p>
+    <w:p>
+      <w:pPr>
+        <w:jc w:val="both"/>
+        <w:rPr>
+          <w:rFonts w:ascii="Arial" w:hAnsi="Arial" w:cs="Arial"/>
+          <w:sz w:val="24"/>
+          <w:szCs w:val="24"/>
+        </w:rPr>
+      </w:pPr>
+      <w:r>
+        <w:rPr>
+          <w:rFonts w:ascii="Arial" w:hAnsi="Arial" w:cs="Arial"/>
+          <w:sz w:val="24"/>
+          <w:szCs w:val="24"/>
+        </w:rPr>
+        <w:t>Rotación: 3</w:t>
+      </w:r>
+    </w:p>
+    <w:p>
+      <w:pPr>
+        <w:jc w:val="both"/>
+        <w:rPr>
+          <w:rFonts w:ascii="Arial" w:hAnsi="Arial" w:cs="Arial"/>
+          <w:sz w:val="24"/>
+          <w:szCs w:val="24"/>
+        </w:rPr>
+      </w:pPr>
+      <w:r>
+        <w:rPr>
+          <w:rFonts w:ascii="Arial" w:hAnsi="Arial" w:cs="Arial"/>
+          <w:sz w:val="24"/>
+          <w:szCs w:val="24"/>
+        </w:rPr>
+        <w:t>Key= 0x5A</w:t>
+      </w:r>
+    </w:p>
+    <w:p>
+      <w:pPr>
+        <w:jc w:val="both"/>
+        <w:rPr>
+          <w:rFonts w:ascii="Arial" w:hAnsi="Arial" w:cs="Arial"/>
+          <w:sz w:val="24"/>
+          <w:szCs w:val="24"/>
+        </w:rPr>
+      </w:pPr>
+    </w:p>
+    <w:p>
+      <w:pPr>
+        <w:jc w:val="both"/>
         <w:rPr>
           <w:rFonts w:ascii="Arial" w:hAnsi="Arial" w:cs="Arial"/>
           <w:sz w:val="24"/>
           <w:szCs w:val="24"/>
           <w:lang w:val="es-MX"/>
         </w:rPr>
-        <w:t xml:space="preserve">Leyendo y analizando el desafío, aun no encuentro la forma clara de resolverlo, según lo que entiendo hasta el momento nos va entregar un mensaje comprimo y luego encriptado con diferentes métodos de encriptación, lo que se por el momento que es me toca crear funciones con ciclos que verifiques con cual fue comprimido </w:t>
-      </w:r>
-      <w:r>
-        <w:rPr>
-          <w:rFonts w:ascii="Arial" w:hAnsi="Arial" w:cs="Arial"/>
-          <w:sz w:val="24"/>
-          <w:szCs w:val="24"/>
-        </w:rPr>
-        <w:t>“</w:t>
-      </w:r>
-      <w:r>
-        <w:rPr>
-          <w:rFonts w:ascii="Arial" w:hAnsi="Arial" w:cs="Arial"/>
-          <w:sz w:val="24"/>
-          <w:szCs w:val="24"/>
-        </w:rPr>
-        <w:t xml:space="preserve"> RLE o LZ78</w:t>
-      </w:r>
-      <w:r>
-        <w:rPr>
-          <w:rFonts w:ascii="Arial" w:hAnsi="Arial" w:cs="Arial"/>
-          <w:sz w:val="24"/>
-          <w:szCs w:val="24"/>
-        </w:rPr>
-        <w:t>”, luego de saber como fue comprimido hay desencriptar, se debe analizar que método se utilizo si el XOR o la rotación de bits, aun no logro como identificar la lógica para saber qué tipo de encriptación de hizo, que si tengo claro debe haber una semilla o algo que nos de un indicio de que método se empleó.</w:t>
+      </w:pPr>
+      <w:r>
+        <w:rPr>
+          <w:rFonts w:ascii="Arial" w:hAnsi="Arial" w:cs="Arial"/>
+          <w:sz w:val="24"/>
+          <w:szCs w:val="24"/>
+          <w:lang w:val="es-MX"/>
+        </w:rPr>
+        <w:t>Hoy 19 de septiembre de 2025 aun no tengo muy claro como voy abordar tal desafio.</w:t>
       </w:r>
     </w:p>
     <w:sectPr>
@@ -690,6 +951,7 @@
   <w:style w:type="character" w:default="1" w:styleId="Fuentedeprrafopredeter">
     <w:name w:val="Default Paragraph Font"/>
     <w:uiPriority w:val="1"/>
+    <w:semiHidden/>
     <w:unhideWhenUsed/>
   </w:style>
   <w:style w:type="table" w:default="1" w:styleId="Tablanormal">

--- a/Informe desafio 1.docx
+++ b/Informe desafio 1.docx
@@ -191,15 +191,7 @@
           <w:sz w:val="24"/>
           <w:szCs w:val="24"/>
         </w:rPr>
-        <w:t xml:space="preserve">Lo que si tengo claro es que se debe analizar 2 casos </w:t>
-      </w:r>
-      <w:r>
-        <w:rPr>
-          <w:rFonts w:ascii="Arial" w:hAnsi="Arial" w:cs="Arial"/>
-          <w:sz w:val="24"/>
-          <w:szCs w:val="24"/>
-        </w:rPr>
-        <w:t>“</w:t>
+        <w:t>Lo que si tengo claro es que se debe analizar 2 casos “</w:t>
       </w:r>
       <w:r>
         <w:rPr>
@@ -335,7 +327,44 @@
           <w:szCs w:val="24"/>
           <w:lang w:val="es-MX"/>
         </w:rPr>
-        <w:t>Hoy 19 de septiembre de 2025 aun no tengo muy claro como voy abordar tal desafio.</w:t>
+        <w:t xml:space="preserve">Hoy 19 de septiembre de 2025 aun no tengo muy claro como voy abordar tal </w:t>
+      </w:r>
+      <w:r>
+        <w:rPr>
+          <w:rFonts w:ascii="Arial" w:hAnsi="Arial" w:cs="Arial"/>
+          <w:sz w:val="24"/>
+          <w:szCs w:val="24"/>
+          <w:lang w:val="es-MX"/>
+        </w:rPr>
+        <w:t>desafío</w:t>
+      </w:r>
+      <w:r>
+        <w:rPr>
+          <w:rFonts w:ascii="Arial" w:hAnsi="Arial" w:cs="Arial"/>
+          <w:sz w:val="24"/>
+          <w:szCs w:val="24"/>
+          <w:lang w:val="es-MX"/>
+        </w:rPr>
+        <w:t>.</w:t>
+      </w:r>
+      <w:r>
+        <w:rPr>
+          <w:rFonts w:ascii="Arial" w:hAnsi="Arial" w:cs="Arial"/>
+          <w:sz w:val="24"/>
+          <w:szCs w:val="24"/>
+          <w:lang w:val="es-MX"/>
+        </w:rPr>
+        <w:br/>
+      </w:r>
+      <w:r>
+        <w:rPr>
+          <w:rFonts w:ascii="Arial" w:hAnsi="Arial" w:cs="Arial"/>
+          <w:sz w:val="24"/>
+          <w:szCs w:val="24"/>
+          <w:lang w:val="es-MX"/>
+        </w:rPr>
+        <w:br/>
+        <w:t>Después de tanto analizar, logre comprender la lógica del desafío tocaba probar con cada de los métodos de compresión y fuera de eso comprender cada uno, la lógica como tal ya después programar, tratar de hacer con digo lo que se tenia planeado para dicho proyecto. Me apoye mucho en videos, en herramientas como IA, que fueron gran apoyo eso no se puede dudar, pero no les deje toda la tarea, la lógica la planee yo para poder explicar apropiarme del desafío. Aunque aun  me enredo con los punteros ya es mucho lo que he logrado entender y comprender, de igual forma la importancia. No es capricho de los docentes o de la facultad ponernos a ver esta materia, es vital…si comprendemos este lenguaje nos será fácil aprender cualquier otro de alto nivel o de bajo nivel. Muchas gracias.</w:t>
       </w:r>
     </w:p>
     <w:sectPr>

--- a/Informe desafio 1.docx
+++ b/Informe desafio 1.docx
@@ -131,7 +131,25 @@
           <w:sz w:val="24"/>
           <w:szCs w:val="24"/>
         </w:rPr>
-        <w:t xml:space="preserve"> (aunque se tiene los datashets)</w:t>
+        <w:t xml:space="preserve"> (aunque se tiene los </w:t>
+      </w:r>
+      <w:proofErr w:type="spellStart"/>
+      <w:r>
+        <w:rPr>
+          <w:rFonts w:ascii="Arial" w:hAnsi="Arial" w:cs="Arial"/>
+          <w:sz w:val="24"/>
+          <w:szCs w:val="24"/>
+        </w:rPr>
+        <w:t>datashets</w:t>
+      </w:r>
+      <w:proofErr w:type="spellEnd"/>
+      <w:r>
+        <w:rPr>
+          <w:rFonts w:ascii="Arial" w:hAnsi="Arial" w:cs="Arial"/>
+          <w:sz w:val="24"/>
+          <w:szCs w:val="24"/>
+        </w:rPr>
+        <w:t>)</w:t>
       </w:r>
       <w:r>
         <w:rPr>
@@ -163,7 +181,185 @@
           <w:sz w:val="24"/>
           <w:szCs w:val="24"/>
         </w:rPr>
-        <w:t>, ya que el XOR si lo bit son iguales se pone un 0, si es diferente un 1, y en la rotación se debe tener en cuenta a que lado y cuantos bits se rotaron.</w:t>
+        <w:t xml:space="preserve">, ya que el XOR si lo bit son iguales se pone un 0, si es diferente un 1, y en la rotación se debe tener en cuenta a </w:t>
+      </w:r>
+      <w:proofErr w:type="spellStart"/>
+      <w:r>
+        <w:rPr>
+          <w:rFonts w:ascii="Arial" w:hAnsi="Arial" w:cs="Arial"/>
+          <w:sz w:val="24"/>
+          <w:szCs w:val="24"/>
+        </w:rPr>
+        <w:t>que</w:t>
+      </w:r>
+      <w:proofErr w:type="spellEnd"/>
+      <w:r>
+        <w:rPr>
+          <w:rFonts w:ascii="Arial" w:hAnsi="Arial" w:cs="Arial"/>
+          <w:sz w:val="24"/>
+          <w:szCs w:val="24"/>
+        </w:rPr>
+        <w:t xml:space="preserve"> lado y cuantos bits se rotaron.</w:t>
+      </w:r>
+    </w:p>
+    <w:p>
+      <w:pPr>
+        <w:jc w:val="both"/>
+        <w:rPr>
+          <w:rFonts w:ascii="Arial" w:hAnsi="Arial" w:cs="Arial"/>
+          <w:sz w:val="24"/>
+          <w:szCs w:val="24"/>
+        </w:rPr>
+      </w:pPr>
+      <w:r>
+        <w:rPr>
+          <w:rFonts w:ascii="Arial" w:hAnsi="Arial" w:cs="Arial"/>
+          <w:sz w:val="24"/>
+          <w:szCs w:val="24"/>
+        </w:rPr>
+        <w:t xml:space="preserve">Lo que si tengo claro es que se debe analizar 2 casos </w:t>
+      </w:r>
+      <w:proofErr w:type="gramStart"/>
+      <w:r>
+        <w:rPr>
+          <w:rFonts w:ascii="Arial" w:hAnsi="Arial" w:cs="Arial"/>
+          <w:sz w:val="24"/>
+          <w:szCs w:val="24"/>
+        </w:rPr>
+        <w:t>“</w:t>
+      </w:r>
+      <w:r>
+        <w:rPr>
+          <w:rFonts w:ascii="Arial" w:hAnsi="Arial" w:cs="Arial"/>
+          <w:sz w:val="24"/>
+          <w:szCs w:val="24"/>
+        </w:rPr>
+        <w:t xml:space="preserve"> RLE</w:t>
+      </w:r>
+      <w:proofErr w:type="gramEnd"/>
+      <w:r>
+        <w:rPr>
+          <w:rFonts w:ascii="Arial" w:hAnsi="Arial" w:cs="Arial"/>
+          <w:sz w:val="24"/>
+          <w:szCs w:val="24"/>
+        </w:rPr>
+        <w:t xml:space="preserve"> o LZ78</w:t>
+      </w:r>
+      <w:r>
+        <w:rPr>
+          <w:rFonts w:ascii="Arial" w:hAnsi="Arial" w:cs="Arial"/>
+          <w:sz w:val="24"/>
+          <w:szCs w:val="24"/>
+        </w:rPr>
+        <w:t xml:space="preserve">”, según el </w:t>
+      </w:r>
+      <w:proofErr w:type="spellStart"/>
+      <w:r>
+        <w:rPr>
+          <w:rFonts w:ascii="Arial" w:hAnsi="Arial" w:cs="Arial"/>
+          <w:sz w:val="24"/>
+          <w:szCs w:val="24"/>
+        </w:rPr>
+        <w:t>readme</w:t>
+      </w:r>
+      <w:proofErr w:type="spellEnd"/>
+      <w:r>
+        <w:rPr>
+          <w:rFonts w:ascii="Arial" w:hAnsi="Arial" w:cs="Arial"/>
+          <w:sz w:val="24"/>
+          <w:szCs w:val="24"/>
+        </w:rPr>
+        <w:t xml:space="preserve"> se debe decir el tipo de compresión y las claves como se muestra en el ejemplo.: </w:t>
+      </w:r>
+    </w:p>
+    <w:p>
+      <w:pPr>
+        <w:jc w:val="both"/>
+        <w:rPr>
+          <w:rFonts w:ascii="Arial" w:hAnsi="Arial" w:cs="Arial"/>
+          <w:sz w:val="24"/>
+          <w:szCs w:val="24"/>
+        </w:rPr>
+      </w:pPr>
+      <w:r>
+        <w:rPr>
+          <w:rFonts w:ascii="Arial" w:hAnsi="Arial" w:cs="Arial"/>
+          <w:sz w:val="24"/>
+          <w:szCs w:val="24"/>
+        </w:rPr>
+        <w:t xml:space="preserve">** </w:t>
+      </w:r>
+    </w:p>
+    <w:p>
+      <w:pPr>
+        <w:jc w:val="both"/>
+        <w:rPr>
+          <w:rFonts w:ascii="Arial" w:hAnsi="Arial" w:cs="Arial"/>
+          <w:sz w:val="24"/>
+          <w:szCs w:val="24"/>
+        </w:rPr>
+      </w:pPr>
+      <w:r>
+        <w:rPr>
+          <w:rFonts w:ascii="Arial" w:hAnsi="Arial" w:cs="Arial"/>
+          <w:sz w:val="24"/>
+          <w:szCs w:val="24"/>
+        </w:rPr>
+        <w:t>Encriptado1.txt **</w:t>
+      </w:r>
+    </w:p>
+    <w:p>
+      <w:pPr>
+        <w:jc w:val="both"/>
+        <w:rPr>
+          <w:rFonts w:ascii="Arial" w:hAnsi="Arial" w:cs="Arial"/>
+          <w:sz w:val="24"/>
+          <w:szCs w:val="24"/>
+        </w:rPr>
+      </w:pPr>
+      <w:r>
+        <w:rPr>
+          <w:rFonts w:ascii="Arial" w:hAnsi="Arial" w:cs="Arial"/>
+          <w:sz w:val="24"/>
+          <w:szCs w:val="24"/>
+        </w:rPr>
+        <w:t>Compresión: RLE</w:t>
+      </w:r>
+    </w:p>
+    <w:p>
+      <w:pPr>
+        <w:jc w:val="both"/>
+        <w:rPr>
+          <w:rFonts w:ascii="Arial" w:hAnsi="Arial" w:cs="Arial"/>
+          <w:sz w:val="24"/>
+          <w:szCs w:val="24"/>
+        </w:rPr>
+      </w:pPr>
+      <w:r>
+        <w:rPr>
+          <w:rFonts w:ascii="Arial" w:hAnsi="Arial" w:cs="Arial"/>
+          <w:sz w:val="24"/>
+          <w:szCs w:val="24"/>
+        </w:rPr>
+        <w:t>Rotación: 3</w:t>
+      </w:r>
+    </w:p>
+    <w:p>
+      <w:pPr>
+        <w:jc w:val="both"/>
+        <w:rPr>
+          <w:rFonts w:ascii="Arial" w:hAnsi="Arial" w:cs="Arial"/>
+          <w:sz w:val="24"/>
+          <w:szCs w:val="24"/>
+        </w:rPr>
+      </w:pPr>
+      <w:r>
+        <w:rPr>
+          <w:rFonts w:ascii="Arial" w:hAnsi="Arial" w:cs="Arial"/>
+          <w:sz w:val="24"/>
+          <w:szCs w:val="24"/>
+        </w:rPr>
+        <w:t>Key= 0x5A</w:t>
       </w:r>
     </w:p>
     <w:p>
@@ -183,6 +379,7 @@
           <w:rFonts w:ascii="Arial" w:hAnsi="Arial" w:cs="Arial"/>
           <w:sz w:val="24"/>
           <w:szCs w:val="24"/>
+          <w:lang w:val="es-MX"/>
         </w:rPr>
       </w:pPr>
       <w:r>
@@ -190,24 +387,86 @@
           <w:rFonts w:ascii="Arial" w:hAnsi="Arial" w:cs="Arial"/>
           <w:sz w:val="24"/>
           <w:szCs w:val="24"/>
-        </w:rPr>
-        <w:t>Lo que si tengo claro es que se debe analizar 2 casos “</w:t>
-      </w:r>
-      <w:r>
-        <w:rPr>
-          <w:rFonts w:ascii="Arial" w:hAnsi="Arial" w:cs="Arial"/>
-          <w:sz w:val="24"/>
-          <w:szCs w:val="24"/>
-        </w:rPr>
-        <w:t xml:space="preserve"> RLE o LZ78</w:t>
-      </w:r>
-      <w:r>
-        <w:rPr>
-          <w:rFonts w:ascii="Arial" w:hAnsi="Arial" w:cs="Arial"/>
-          <w:sz w:val="24"/>
-          <w:szCs w:val="24"/>
-        </w:rPr>
-        <w:t xml:space="preserve">”, según el readme se debe decir el tipo de compresión y las claves como se muestra en el ejemplo.: </w:t>
+          <w:lang w:val="es-MX"/>
+        </w:rPr>
+        <w:t xml:space="preserve">Hoy 19 de septiembre de 2025 aun no tengo muy claro </w:t>
+      </w:r>
+      <w:proofErr w:type="spellStart"/>
+      <w:r>
+        <w:rPr>
+          <w:rFonts w:ascii="Arial" w:hAnsi="Arial" w:cs="Arial"/>
+          <w:sz w:val="24"/>
+          <w:szCs w:val="24"/>
+          <w:lang w:val="es-MX"/>
+        </w:rPr>
+        <w:t>como</w:t>
+      </w:r>
+      <w:proofErr w:type="spellEnd"/>
+      <w:r>
+        <w:rPr>
+          <w:rFonts w:ascii="Arial" w:hAnsi="Arial" w:cs="Arial"/>
+          <w:sz w:val="24"/>
+          <w:szCs w:val="24"/>
+          <w:lang w:val="es-MX"/>
+        </w:rPr>
+        <w:t xml:space="preserve"> voy abordar tal </w:t>
+      </w:r>
+      <w:r>
+        <w:rPr>
+          <w:rFonts w:ascii="Arial" w:hAnsi="Arial" w:cs="Arial"/>
+          <w:sz w:val="24"/>
+          <w:szCs w:val="24"/>
+          <w:lang w:val="es-MX"/>
+        </w:rPr>
+        <w:t>desafío</w:t>
+      </w:r>
+      <w:r>
+        <w:rPr>
+          <w:rFonts w:ascii="Arial" w:hAnsi="Arial" w:cs="Arial"/>
+          <w:sz w:val="24"/>
+          <w:szCs w:val="24"/>
+          <w:lang w:val="es-MX"/>
+        </w:rPr>
+        <w:t>.</w:t>
+      </w:r>
+      <w:r>
+        <w:rPr>
+          <w:rFonts w:ascii="Arial" w:hAnsi="Arial" w:cs="Arial"/>
+          <w:sz w:val="24"/>
+          <w:szCs w:val="24"/>
+          <w:lang w:val="es-MX"/>
+        </w:rPr>
+        <w:br/>
+      </w:r>
+      <w:r>
+        <w:rPr>
+          <w:rFonts w:ascii="Arial" w:hAnsi="Arial" w:cs="Arial"/>
+          <w:sz w:val="24"/>
+          <w:szCs w:val="24"/>
+          <w:lang w:val="es-MX"/>
+        </w:rPr>
+        <w:br/>
+        <w:t xml:space="preserve">Después de tanto analizar, logre comprender la lógica del desafío tocaba probar con cada de los métodos de compresión y fuera de eso comprender cada uno, la lógica como tal ya después programar, tratar de hacer con digo lo que se tenia planeado para dicho proyecto. Me apoye mucho en videos, en herramientas como IA, que fueron gran apoyo eso no se puede dudar, pero no les deje toda la tarea, la lógica la planee yo para poder explicar apropiarme del desafío. Aunque </w:t>
+      </w:r>
+      <w:proofErr w:type="gramStart"/>
+      <w:r>
+        <w:rPr>
+          <w:rFonts w:ascii="Arial" w:hAnsi="Arial" w:cs="Arial"/>
+          <w:sz w:val="24"/>
+          <w:szCs w:val="24"/>
+          <w:lang w:val="es-MX"/>
+        </w:rPr>
+        <w:t>aun  me</w:t>
+      </w:r>
+      <w:proofErr w:type="gramEnd"/>
+      <w:r>
+        <w:rPr>
+          <w:rFonts w:ascii="Arial" w:hAnsi="Arial" w:cs="Arial"/>
+          <w:sz w:val="24"/>
+          <w:szCs w:val="24"/>
+          <w:lang w:val="es-MX"/>
+        </w:rPr>
+        <w:t xml:space="preserve"> enredo con los punteros ya es mucho lo que he logrado entender y comprender, de igual forma la importancia. No es capricho de los docentes o de la facultad ponernos a ver esta materia, es vital…si comprendemos este lenguaje nos será fácil aprender cualquier otro de alto nivel o de bajo nivel. Muchas gracias.</w:t>
       </w:r>
     </w:p>
     <w:p>
@@ -217,6 +476,7 @@
           <w:rFonts w:ascii="Arial" w:hAnsi="Arial" w:cs="Arial"/>
           <w:sz w:val="24"/>
           <w:szCs w:val="24"/>
+          <w:lang w:val="es-MX"/>
         </w:rPr>
       </w:pPr>
       <w:r>
@@ -224,9 +484,22 @@
           <w:rFonts w:ascii="Arial" w:hAnsi="Arial" w:cs="Arial"/>
           <w:sz w:val="24"/>
           <w:szCs w:val="24"/>
-        </w:rPr>
-        <w:t xml:space="preserve">** </w:t>
-      </w:r>
+          <w:lang w:val="es-MX"/>
+        </w:rPr>
+        <w:t xml:space="preserve">Link video: </w:t>
+      </w:r>
+      <w:hyperlink r:id="rId4" w:history="1">
+        <w:r>
+          <w:rPr>
+            <w:rStyle w:val="Hipervnculo"/>
+            <w:rFonts w:ascii="Arial" w:hAnsi="Arial" w:cs="Arial"/>
+            <w:sz w:val="24"/>
+            <w:szCs w:val="24"/>
+            <w:lang w:val="es-MX"/>
+          </w:rPr>
+          <w:t>https://youtu.be/7J-80-dK0M8</w:t>
+        </w:r>
+      </w:hyperlink>
     </w:p>
     <w:p>
       <w:pPr>
@@ -235,137 +508,9 @@
           <w:rFonts w:ascii="Arial" w:hAnsi="Arial" w:cs="Arial"/>
           <w:sz w:val="24"/>
           <w:szCs w:val="24"/>
+          <w:lang w:val="es-MX"/>
         </w:rPr>
       </w:pPr>
-      <w:r>
-        <w:rPr>
-          <w:rFonts w:ascii="Arial" w:hAnsi="Arial" w:cs="Arial"/>
-          <w:sz w:val="24"/>
-          <w:szCs w:val="24"/>
-        </w:rPr>
-        <w:t>Encriptado1.txt **</w:t>
-      </w:r>
-    </w:p>
-    <w:p>
-      <w:pPr>
-        <w:jc w:val="both"/>
-        <w:rPr>
-          <w:rFonts w:ascii="Arial" w:hAnsi="Arial" w:cs="Arial"/>
-          <w:sz w:val="24"/>
-          <w:szCs w:val="24"/>
-        </w:rPr>
-      </w:pPr>
-      <w:r>
-        <w:rPr>
-          <w:rFonts w:ascii="Arial" w:hAnsi="Arial" w:cs="Arial"/>
-          <w:sz w:val="24"/>
-          <w:szCs w:val="24"/>
-        </w:rPr>
-        <w:t>Compresión: RLE</w:t>
-      </w:r>
-    </w:p>
-    <w:p>
-      <w:pPr>
-        <w:jc w:val="both"/>
-        <w:rPr>
-          <w:rFonts w:ascii="Arial" w:hAnsi="Arial" w:cs="Arial"/>
-          <w:sz w:val="24"/>
-          <w:szCs w:val="24"/>
-        </w:rPr>
-      </w:pPr>
-      <w:r>
-        <w:rPr>
-          <w:rFonts w:ascii="Arial" w:hAnsi="Arial" w:cs="Arial"/>
-          <w:sz w:val="24"/>
-          <w:szCs w:val="24"/>
-        </w:rPr>
-        <w:t>Rotación: 3</w:t>
-      </w:r>
-    </w:p>
-    <w:p>
-      <w:pPr>
-        <w:jc w:val="both"/>
-        <w:rPr>
-          <w:rFonts w:ascii="Arial" w:hAnsi="Arial" w:cs="Arial"/>
-          <w:sz w:val="24"/>
-          <w:szCs w:val="24"/>
-        </w:rPr>
-      </w:pPr>
-      <w:r>
-        <w:rPr>
-          <w:rFonts w:ascii="Arial" w:hAnsi="Arial" w:cs="Arial"/>
-          <w:sz w:val="24"/>
-          <w:szCs w:val="24"/>
-        </w:rPr>
-        <w:t>Key= 0x5A</w:t>
-      </w:r>
-    </w:p>
-    <w:p>
-      <w:pPr>
-        <w:jc w:val="both"/>
-        <w:rPr>
-          <w:rFonts w:ascii="Arial" w:hAnsi="Arial" w:cs="Arial"/>
-          <w:sz w:val="24"/>
-          <w:szCs w:val="24"/>
-        </w:rPr>
-      </w:pPr>
-    </w:p>
-    <w:p>
-      <w:pPr>
-        <w:jc w:val="both"/>
-        <w:rPr>
-          <w:rFonts w:ascii="Arial" w:hAnsi="Arial" w:cs="Arial"/>
-          <w:sz w:val="24"/>
-          <w:szCs w:val="24"/>
-          <w:lang w:val="es-MX"/>
-        </w:rPr>
-      </w:pPr>
-      <w:r>
-        <w:rPr>
-          <w:rFonts w:ascii="Arial" w:hAnsi="Arial" w:cs="Arial"/>
-          <w:sz w:val="24"/>
-          <w:szCs w:val="24"/>
-          <w:lang w:val="es-MX"/>
-        </w:rPr>
-        <w:t xml:space="preserve">Hoy 19 de septiembre de 2025 aun no tengo muy claro como voy abordar tal </w:t>
-      </w:r>
-      <w:r>
-        <w:rPr>
-          <w:rFonts w:ascii="Arial" w:hAnsi="Arial" w:cs="Arial"/>
-          <w:sz w:val="24"/>
-          <w:szCs w:val="24"/>
-          <w:lang w:val="es-MX"/>
-        </w:rPr>
-        <w:t>desafío</w:t>
-      </w:r>
-      <w:r>
-        <w:rPr>
-          <w:rFonts w:ascii="Arial" w:hAnsi="Arial" w:cs="Arial"/>
-          <w:sz w:val="24"/>
-          <w:szCs w:val="24"/>
-          <w:lang w:val="es-MX"/>
-        </w:rPr>
-        <w:t>.</w:t>
-      </w:r>
-      <w:r>
-        <w:rPr>
-          <w:rFonts w:ascii="Arial" w:hAnsi="Arial" w:cs="Arial"/>
-          <w:sz w:val="24"/>
-          <w:szCs w:val="24"/>
-          <w:lang w:val="es-MX"/>
-        </w:rPr>
-        <w:br/>
-      </w:r>
-      <w:r>
-        <w:rPr>
-          <w:rFonts w:ascii="Arial" w:hAnsi="Arial" w:cs="Arial"/>
-          <w:sz w:val="24"/>
-          <w:szCs w:val="24"/>
-          <w:lang w:val="es-MX"/>
-        </w:rPr>
-        <w:br/>
-        <w:t>Después de tanto analizar, logre comprender la lógica del desafío tocaba probar con cada de los métodos de compresión y fuera de eso comprender cada uno, la lógica como tal ya después programar, tratar de hacer con digo lo que se tenia planeado para dicho proyecto. Me apoye mucho en videos, en herramientas como IA, que fueron gran apoyo eso no se puede dudar, pero no les deje toda la tarea, la lógica la planee yo para poder explicar apropiarme del desafío. Aunque aun  me enredo con los punteros ya es mucho lo que he logrado entender y comprender, de igual forma la importancia. No es capricho de los docentes o de la facultad ponernos a ver esta materia, es vital…si comprendemos este lenguaje nos será fácil aprender cualquier otro de alto nivel o de bajo nivel. Muchas gracias.</w:t>
-      </w:r>
     </w:p>
     <w:sectPr>
       <w:pgSz w:w="12240" w:h="15840"/>
@@ -1294,6 +1439,29 @@
       <w:spacing w:val="5"/>
     </w:rPr>
   </w:style>
+  <w:style w:type="character" w:styleId="Hipervnculo">
+    <w:name w:val="Hyperlink"/>
+    <w:basedOn w:val="Fuentedeprrafopredeter"/>
+    <w:uiPriority w:val="99"/>
+    <w:unhideWhenUsed/>
+    <w:rsid w:val="00EC6BEC"/>
+    <w:rPr>
+      <w:color w:val="0563C1" w:themeColor="hyperlink"/>
+      <w:u w:val="single"/>
+    </w:rPr>
+  </w:style>
+  <w:style w:type="character" w:styleId="Mencinsinresolver">
+    <w:name w:val="Unresolved Mention"/>
+    <w:basedOn w:val="Fuentedeprrafopredeter"/>
+    <w:uiPriority w:val="99"/>
+    <w:semiHidden/>
+    <w:unhideWhenUsed/>
+    <w:rsid w:val="00EC6BEC"/>
+    <w:rPr>
+      <w:color w:val="605E5C"/>
+      <w:shd w:val="clear" w:color="auto" w:fill="E1DFDD"/>
+    </w:rPr>
+  </w:style>
 </w:styles>
 </file>
 
